--- a/AMMS.API/Templates/PhieuThuTemplate.docx
+++ b/AMMS.API/Templates/PhieuThuTemplate.docx
@@ -60,6 +60,14 @@
         </w:rPr>
         <w:t xml:space="preserve">: {{COMPANY_PHONE}}     </w:t>
       </w:r>
+    </w:p>
+    <w:p>
+      <w:pPr>
+        <w:rPr>
+          <w:bCs/>
+          <w:lang w:val="nl-NL"/>
+        </w:rPr>
+      </w:pPr>
       <w:r>
         <w:rPr>
           <w:b/>
@@ -647,151 +655,325 @@
         </w:rPr>
       </w:pPr>
     </w:p>
-    <w:p>
-      <w:pPr>
-        <w:rPr>
-          <w:bCs/>
-          <w:lang w:val="nl-NL"/>
-        </w:rPr>
-      </w:pPr>
-    </w:p>
-    <w:p>
-      <w:pPr>
-        <w:rPr>
-          <w:bCs/>
-          <w:lang w:val="nl-NL"/>
-        </w:rPr>
-      </w:pPr>
-      <w:r>
-        <w:rPr>
-          <w:bCs/>
-          <w:lang w:val="nl-NL"/>
-        </w:rPr>
-        <w:t xml:space="preserve">                    Người nộp tiền                           </w:t>
-      </w:r>
-      <w:r>
-        <w:rPr>
-          <w:bCs/>
-          <w:lang w:val="nl-NL"/>
-        </w:rPr>
-        <w:tab/>
-      </w:r>
-      <w:r>
-        <w:rPr>
-          <w:bCs/>
-          <w:lang w:val="nl-NL"/>
-        </w:rPr>
-        <w:tab/>
-      </w:r>
-      <w:r>
-        <w:rPr>
-          <w:bCs/>
-          <w:lang w:val="nl-NL"/>
-        </w:rPr>
-        <w:tab/>
-      </w:r>
-      <w:r>
-        <w:rPr>
-          <w:bCs/>
-          <w:lang w:val="nl-NL"/>
-        </w:rPr>
-        <w:t>Người lập phiếu</w:t>
-      </w:r>
-    </w:p>
-    <w:p>
-      <w:pPr>
-        <w:rPr>
-          <w:bCs/>
-          <w:lang w:val="nl-NL"/>
-        </w:rPr>
-      </w:pPr>
-      <w:r>
-        <w:rPr>
-          <w:bCs/>
-          <w:lang w:val="nl-NL"/>
-        </w:rPr>
-        <w:t xml:space="preserve">                 (Ký, ghi rõ họ tên)                     </w:t>
-      </w:r>
-      <w:r>
-        <w:rPr>
-          <w:bCs/>
-          <w:lang w:val="nl-NL"/>
-        </w:rPr>
-        <w:tab/>
-      </w:r>
-      <w:r>
-        <w:rPr>
-          <w:bCs/>
-          <w:lang w:val="nl-NL"/>
-        </w:rPr>
-        <w:tab/>
-      </w:r>
-      <w:r>
-        <w:rPr>
-          <w:bCs/>
-          <w:lang w:val="nl-NL"/>
-        </w:rPr>
-        <w:tab/>
-      </w:r>
-      <w:r>
-        <w:rPr>
-          <w:bCs/>
-          <w:lang w:val="nl-NL"/>
-        </w:rPr>
-        <w:t>(Ký, ghi rõ họ tên)</w:t>
-      </w:r>
-    </w:p>
-    <w:p>
-      <w:pPr>
-        <w:rPr>
-          <w:bCs/>
-          <w:lang w:val="nl-NL"/>
-        </w:rPr>
-      </w:pPr>
-    </w:p>
-    <w:p>
-      <w:pPr>
-        <w:rPr>
-          <w:bCs/>
-          <w:lang w:val="nl-NL"/>
-        </w:rPr>
-      </w:pPr>
-    </w:p>
-    <w:p>
-      <w:pPr>
-        <w:rPr>
-          <w:bCs/>
-          <w:lang w:val="nl-NL"/>
-        </w:rPr>
-      </w:pPr>
-    </w:p>
-    <w:p>
-      <w:r>
-        <w:rPr>
-          <w:bCs/>
-          <w:lang w:val="nl-NL"/>
-        </w:rPr>
-        <w:t xml:space="preserve">           </w:t>
-      </w:r>
-      <w:r>
-        <w:rPr>
-          <w:bCs/>
-          <w:lang w:val="nl-NL"/>
-        </w:rPr>
-        <w:tab/>
-        <w:t xml:space="preserve">   </w:t>
-      </w:r>
-      <w:r>
-        <w:rPr>
-          <w:bCs/>
-          <w:lang w:val="nl-NL"/>
-        </w:rPr>
-        <w:t xml:space="preserve"> {{PAYER_SIGN_NAME}}                     {{CONSULTANT_SIGN_NAME}}</w:t>
-      </w:r>
-    </w:p>
+    <w:tbl>
+      <w:tblPr>
+        <w:tblStyle w:val="TableGrid"/>
+        <w:tblW w:w="0" w:type="auto"/>
+        <w:tblLook w:val="04A0" w:firstRow="1" w:lastRow="0" w:firstColumn="1" w:lastColumn="0" w:noHBand="0" w:noVBand="1"/>
+      </w:tblPr>
+      <w:tblGrid>
+        <w:gridCol w:w="4672"/>
+        <w:gridCol w:w="4672"/>
+      </w:tblGrid>
+      <w:tr>
+        <w:tc>
+          <w:tcPr>
+            <w:tcW w:w="4672" w:type="dxa"/>
+          </w:tcPr>
+          <w:p>
+            <w:pPr>
+              <w:jc w:val="center"/>
+              <w:rPr>
+                <w:bCs/>
+                <w:lang w:val="nl-NL"/>
+              </w:rPr>
+            </w:pPr>
+            <w:r>
+              <w:rPr>
+                <w:bCs/>
+                <w:lang w:val="nl-NL"/>
+              </w:rPr>
+              <w:t>Người nộp tiền</w:t>
+            </w:r>
+          </w:p>
+          <w:p>
+            <w:pPr>
+              <w:jc w:val="center"/>
+              <w:rPr>
+                <w:bCs/>
+                <w:lang w:val="nl-NL"/>
+              </w:rPr>
+            </w:pPr>
+            <w:r>
+              <w:rPr>
+                <w:bCs/>
+                <w:lang w:val="nl-NL"/>
+              </w:rPr>
+              <w:t>(Ký, ghi rõ họ tên)</w:t>
+            </w:r>
+          </w:p>
+        </w:tc>
+        <w:tc>
+          <w:tcPr>
+            <w:tcW w:w="4672" w:type="dxa"/>
+          </w:tcPr>
+          <w:p>
+            <w:pPr>
+              <w:jc w:val="center"/>
+              <w:rPr>
+                <w:bCs/>
+                <w:lang w:val="nl-NL"/>
+              </w:rPr>
+            </w:pPr>
+            <w:r>
+              <w:rPr>
+                <w:bCs/>
+                <w:lang w:val="nl-NL"/>
+              </w:rPr>
+              <w:t>Người lập phiếu</w:t>
+            </w:r>
+          </w:p>
+          <w:p>
+            <w:pPr>
+              <w:jc w:val="center"/>
+              <w:rPr>
+                <w:bCs/>
+                <w:lang w:val="nl-NL"/>
+              </w:rPr>
+            </w:pPr>
+            <w:r>
+              <w:rPr>
+                <w:bCs/>
+                <w:lang w:val="nl-NL"/>
+              </w:rPr>
+              <w:t>(Ký, ghi rõ họ tên)</w:t>
+            </w:r>
+          </w:p>
+        </w:tc>
+      </w:tr>
+      <w:tr>
+        <w:trPr>
+          <w:trHeight w:val="2555"/>
+        </w:trPr>
+        <w:tc>
+          <w:tcPr>
+            <w:tcW w:w="4672" w:type="dxa"/>
+          </w:tcPr>
+          <w:p>
+            <w:pPr>
+              <w:jc w:val="center"/>
+              <w:rPr>
+                <w:bCs/>
+                <w:lang w:val="nl-NL"/>
+              </w:rPr>
+            </w:pPr>
+          </w:p>
+          <w:p>
+            <w:pPr>
+              <w:jc w:val="center"/>
+              <w:rPr>
+                <w:bCs/>
+                <w:lang w:val="nl-NL"/>
+              </w:rPr>
+            </w:pPr>
+          </w:p>
+          <w:p>
+            <w:pPr>
+              <w:jc w:val="center"/>
+              <w:rPr>
+                <w:bCs/>
+                <w:lang w:val="nl-NL"/>
+              </w:rPr>
+            </w:pPr>
+          </w:p>
+          <w:p>
+            <w:pPr>
+              <w:jc w:val="center"/>
+              <w:rPr>
+                <w:bCs/>
+                <w:lang w:val="nl-NL"/>
+              </w:rPr>
+            </w:pPr>
+          </w:p>
+          <w:p>
+            <w:pPr>
+              <w:jc w:val="center"/>
+              <w:rPr>
+                <w:bCs/>
+                <w:lang w:val="nl-NL"/>
+              </w:rPr>
+            </w:pPr>
+          </w:p>
+          <w:p>
+            <w:pPr>
+              <w:jc w:val="center"/>
+              <w:rPr>
+                <w:bCs/>
+                <w:lang w:val="nl-NL"/>
+              </w:rPr>
+            </w:pPr>
+          </w:p>
+          <w:p>
+            <w:pPr>
+              <w:jc w:val="center"/>
+              <w:rPr>
+                <w:bCs/>
+                <w:lang w:val="nl-NL"/>
+              </w:rPr>
+            </w:pPr>
+            <w:r>
+              <w:rPr>
+                <w:bCs/>
+                <w:lang w:val="nl-NL"/>
+              </w:rPr>
+              <w:t>{{PAYER_SIGN_NAME}}</w:t>
+            </w:r>
+          </w:p>
+        </w:tc>
+        <w:tc>
+          <w:tcPr>
+            <w:tcW w:w="4672" w:type="dxa"/>
+          </w:tcPr>
+          <w:p>
+            <w:pPr>
+              <w:jc w:val="center"/>
+              <w:rPr>
+                <w:bCs/>
+                <w:lang w:val="nl-NL"/>
+              </w:rPr>
+            </w:pPr>
+          </w:p>
+          <w:p>
+            <w:pPr>
+              <w:jc w:val="center"/>
+              <w:rPr>
+                <w:bCs/>
+                <w:lang w:val="nl-NL"/>
+              </w:rPr>
+            </w:pPr>
+            <w:r>
+              <w:rPr>
+                <w:bCs/>
+                <w:lang w:val="nl-NL"/>
+              </w:rPr>
+              <w:t>TM. Quản lí</w:t>
+            </w:r>
+          </w:p>
+          <w:p>
+            <w:pPr>
+              <w:jc w:val="center"/>
+              <w:rPr>
+                <w:bCs/>
+                <w:lang w:val="nl-NL"/>
+              </w:rPr>
+            </w:pPr>
+          </w:p>
+          <w:p>
+            <w:pPr>
+              <w:jc w:val="center"/>
+              <w:rPr>
+                <w:bCs/>
+                <w:lang w:val="nl-NL"/>
+              </w:rPr>
+            </w:pPr>
+          </w:p>
+          <w:p>
+            <w:pPr>
+              <w:jc w:val="center"/>
+              <w:rPr>
+                <w:bCs/>
+                <w:lang w:val="nl-NL"/>
+              </w:rPr>
+            </w:pPr>
+            <w:r>
+              <w:rPr>
+                <w:bCs/>
+                <w:noProof/>
+                <w:lang w:val="nl-NL"/>
+              </w:rPr>
+              <mc:AlternateContent>
+                <mc:Choice Requires="wpi">
+                  <w:drawing>
+                    <wp:anchor distT="0" distB="0" distL="114300" distR="114300" simplePos="0" relativeHeight="251659264" behindDoc="0" locked="0" layoutInCell="1" allowOverlap="1" wp14:anchorId="721789B2" wp14:editId="3C2A7C2C">
+                      <wp:simplePos x="0" y="0"/>
+                      <wp:positionH relativeFrom="column">
+                        <wp:posOffset>473435</wp:posOffset>
+                      </wp:positionH>
+                      <wp:positionV relativeFrom="paragraph">
+                        <wp:posOffset>-238850</wp:posOffset>
+                      </wp:positionV>
+                      <wp:extent cx="2002680" cy="502560"/>
+                      <wp:effectExtent l="38100" t="38100" r="17145" b="50165"/>
+                      <wp:wrapNone/>
+                      <wp:docPr id="1019559899" name="Ink 4"/>
+                      <wp:cNvGraphicFramePr/>
+                      <a:graphic xmlns:a="http://schemas.openxmlformats.org/drawingml/2006/main">
+                        <a:graphicData uri="http://schemas.microsoft.com/office/word/2010/wordprocessingInk">
+                          <w14:contentPart bwMode="auto" r:id="rId7">
+                            <w14:nvContentPartPr>
+                              <w14:cNvContentPartPr/>
+                            </w14:nvContentPartPr>
+                            <w14:xfrm>
+                              <a:off x="0" y="0"/>
+                              <a:ext cx="2002680" cy="502560"/>
+                            </w14:xfrm>
+                          </w14:contentPart>
+                        </a:graphicData>
+                      </a:graphic>
+                    </wp:anchor>
+                  </w:drawing>
+                </mc:Choice>
+                <mc:Fallback>
+                  <w:pict>
+                    <v:shapetype w14:anchorId="13478249" id="_x0000_t75" coordsize="21600,21600" o:spt="75" o:preferrelative="t" path="m@4@5l@4@11@9@11@9@5xe" filled="f" stroked="f">
+                      <v:stroke joinstyle="miter"/>
+                      <v:formulas>
+                        <v:f eqn="if lineDrawn pixelLineWidth 0"/>
+                        <v:f eqn="sum @0 1 0"/>
+                        <v:f eqn="sum 0 0 @1"/>
+                        <v:f eqn="prod @2 1 2"/>
+                        <v:f eqn="prod @3 21600 pixelWidth"/>
+                        <v:f eqn="prod @3 21600 pixelHeight"/>
+                        <v:f eqn="sum @0 0 1"/>
+                        <v:f eqn="prod @6 1 2"/>
+                        <v:f eqn="prod @7 21600 pixelWidth"/>
+                        <v:f eqn="sum @8 21600 0"/>
+                        <v:f eqn="prod @7 21600 pixelHeight"/>
+                        <v:f eqn="sum @10 21600 0"/>
+                      </v:formulas>
+                      <v:path o:extrusionok="f" gradientshapeok="t" o:connecttype="rect"/>
+                      <o:lock v:ext="edit" aspectratio="t"/>
+                    </v:shapetype>
+                    <v:shape id="Ink 4" o:spid="_x0000_s1026" type="#_x0000_t75" style="position:absolute;margin-left:36.8pt;margin-top:-19.3pt;width:158.7pt;height:40.55pt;z-index:251659264;visibility:visible;mso-wrap-style:square;mso-wrap-distance-left:9pt;mso-wrap-distance-top:0;mso-wrap-distance-right:9pt;mso-wrap-distance-bottom:0;mso-position-horizontal:absolute;mso-position-horizontal-relative:text;mso-position-vertical:absolute;mso-position-vertical-relative:text" o:gfxdata="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">
+                      <v:imagedata r:id="rId8" o:title=""/>
+                    </v:shape>
+                  </w:pict>
+                </mc:Fallback>
+              </mc:AlternateContent>
+            </w:r>
+          </w:p>
+          <w:p>
+            <w:pPr>
+              <w:jc w:val="center"/>
+              <w:rPr>
+                <w:bCs/>
+                <w:lang w:val="nl-NL"/>
+              </w:rPr>
+            </w:pPr>
+          </w:p>
+          <w:p>
+            <w:pPr>
+              <w:jc w:val="center"/>
+              <w:rPr>
+                <w:bCs/>
+                <w:lang w:val="nl-NL"/>
+              </w:rPr>
+            </w:pPr>
+            <w:r>
+              <w:rPr>
+                <w:bCs/>
+                <w:lang w:val="nl-NL"/>
+              </w:rPr>
+              <w:t>Võ Phúc Tín</w:t>
+            </w:r>
+          </w:p>
+        </w:tc>
+      </w:tr>
+    </w:tbl>
+    <w:p/>
     <w:sectPr>
-      <w:footerReference w:type="default" r:id="rId7"/>
-      <w:footerReference w:type="first" r:id="rId8"/>
+      <w:footerReference w:type="default" r:id="rId9"/>
+      <w:footerReference w:type="first" r:id="rId10"/>
       <w:footnotePr>
         <w:pos w:val="beneathText"/>
       </w:footnotePr>
@@ -1740,7 +1922,49 @@
       <w:bCs/>
     </w:rPr>
   </w:style>
+  <w:style w:type="table" w:styleId="TableGrid">
+    <w:name w:val="Table Grid"/>
+    <w:basedOn w:val="TableNormal"/>
+    <w:rsid w:val="00367E1D"/>
+    <w:tblPr>
+      <w:tblBorders>
+        <w:top w:val="single" w:sz="4" w:space="0" w:color="auto"/>
+        <w:left w:val="single" w:sz="4" w:space="0" w:color="auto"/>
+        <w:bottom w:val="single" w:sz="4" w:space="0" w:color="auto"/>
+        <w:right w:val="single" w:sz="4" w:space="0" w:color="auto"/>
+        <w:insideH w:val="single" w:sz="4" w:space="0" w:color="auto"/>
+        <w:insideV w:val="single" w:sz="4" w:space="0" w:color="auto"/>
+      </w:tblBorders>
+    </w:tblPr>
+  </w:style>
 </w:styles>
+</file>
+
+<file path=word/ink/ink1.xml><?xml version="1.0" encoding="utf-8"?>
+<inkml:ink xmlns:inkml="http://www.w3.org/2003/InkML">
+  <inkml:definitions>
+    <inkml:context xml:id="ctx0">
+      <inkml:inkSource xml:id="inkSrc0">
+        <inkml:traceFormat>
+          <inkml:channel name="X" type="integer" min="-2.14748E9" max="2.14748E9" units="cm"/>
+          <inkml:channel name="Y" type="integer" min="-2.14748E9" max="2.14748E9" units="cm"/>
+          <inkml:channel name="F" type="integer" max="32767" units="dev"/>
+        </inkml:traceFormat>
+        <inkml:channelProperties>
+          <inkml:channelProperty channel="X" name="resolution" value="1000" units="1/cm"/>
+          <inkml:channelProperty channel="Y" name="resolution" value="1000" units="1/cm"/>
+          <inkml:channelProperty channel="F" name="resolution" value="0" units="1/dev"/>
+        </inkml:channelProperties>
+      </inkml:inkSource>
+      <inkml:timestamp xml:id="ts0" timeString="2026-04-16T17:00:30.633"/>
+    </inkml:context>
+    <inkml:brush xml:id="br0">
+      <inkml:brushProperty name="width" value="0.035" units="cm"/>
+      <inkml:brushProperty name="height" value="0.035" units="cm"/>
+    </inkml:brush>
+  </inkml:definitions>
+  <inkml:trace contextRef="#ctx0" brushRef="#br0">1142 392 24575,'41'-19'-9879,"-2"3"5611,8-1 3956,23-5 3948,11-3-3664,712-203 2381,-710 206-2071,-45 12 132,-7 1 124,0 1-1,0 2 0,33-3 0,-61 9-262,0 0 0,0 0 1,0 0-1,0 0 0,0 0 0,0 1 1,0 0-1,0-1 0,0 1 0,0 0 1,0 0-1,0 1 0,-1-1 0,1 1 1,0-1-1,-1 1 0,5 4 0,-5-3-187,1 0-1,-1 0 1,0 0-1,0 1 1,0-1-1,0 1 1,-1-1-1,1 1 0,-1 0 1,0 0-1,0 0 1,0 4-1,1 10-400,-2-1-1,0 1 0,-1 0 0,-6 33 1,1-19-1364,-1-1 0,-19 52 0,9-42 1183,-32 56 1,9-32 615,-2-3-1,-54 62 0,44-63-121,-3-3 0,-3-2 0,-2-2 0,-3-4 0,-1-1 0,-3-4 0,-1-3 0,-2-3 0,-2-3 0,-2-3 0,-90 28 0,160-60 0,-77 19 0,76-19 0,-1 0 0,1-1 0,-1 0 0,1 0 0,-1 0 0,1 0 0,0-1 0,-1 0 0,1 0 0,-1-1 0,-7-3 0,10 4 80,1 0-1,0-1 1,0 1-1,0-1 1,0 1-1,0-1 1,0 0-1,0 0 1,0 0-1,1 0 1,-1 0-1,1-1 1,0 1-1,-1 0 1,1-1-1,0 1 1,0-1-1,1 1 1,-1-1-1,0 1 1,1-1-1,0-2 1,-1-5 557,1 0 1,0 0-1,1 1 1,0-1-1,3-10 1,6-18-433,1 0 0,3 0 0,0 2-1,3 0 1,32-55 0,1 14-254,79-95-1,-93 128 50,2 2 0,2 1 0,2 3 0,85-62 0,-99 82 0,2 0 0,0 2 0,0 2 0,2 0 0,0 2 0,0 2 0,1 1 0,0 1 0,47-5 0,-46 11 0,0 1 0,-1 1 0,1 2 0,0 2 0,-1 0 0,0 3 0,0 1 0,-1 1 0,0 1 0,0 2 0,-1 2 0,-1 0 0,0 2 0,-1 2 0,-1 0 0,-1 2 0,-1 1 0,0 1 0,22 26 0,-37-37 0,-2 1 0,1 1 0,-2 0 0,11 20 0,-17-30 0,0 1 0,0 0 0,-1 0 0,0 0 0,1 0 0,-1 0 0,0 0 0,-1 0 0,1 0 0,-1 0 0,0 0 0,0 0 0,0 1 0,-1-1 0,1 0 0,-1 0 0,0 0 0,0 0 0,0 0 0,-4 7 0,-37 33 0,42-44 0,-1 0 0,1 0 0,0 1 0,0-1 0,0 0 0,0 0 0,0 1 0,-1-1 0,1 0 0,0 0 0,0 1 0,0-1 0,0 0 0,0 0 0,0 1 0,0-1 0,0 0 0,0 1 0,0-1 0,0 0 0,0 0 0,0 1 0,0-1 0,0 0 0,1 0 0,-1 1 0,0-1 0,0 0 0,0 0 0,0 1 0,0-1 0,1 0 0,-1 0 0,0 0 0,0 1 0,0-1 0,1 0 0,-1 0 0,0 0 0,0 0 0,1 1 0,-1-1 0,0 0 0,0 0 0,1 0 0,-1 0 0,0 0 0,0 0 0,1 0 0,-1 0 0,10 3 0,0-1 0,0-1 0,0 0 0,0 0 0,0-1 0,11-1 0,7 1 0,79 0 0,-1-5 0,119-20 0,-188 19 0,-1-2 0,-1-1 0,0-2 0,0-1 0,-1-2 0,-1-1 0,0-2 0,-1-1 0,57-43 0,-82 56 0,0-1 0,0 1 0,-1-1 0,0-1 0,0 1 0,-1-1 0,0 0 0,0-1 0,0 1 0,-1-1 0,6-15 0,-9 22 0,-1 0 0,0 0 0,0-1 0,0 1 0,1 0 0,-1 0 0,0-1 0,0 1 0,-1 0 0,1 0 0,0 0 0,0-1 0,-1 1 0,1 0 0,0 0 0,-1 0 0,1 0 0,-1-1 0,0 1 0,1 0 0,-1 0 0,0 0 0,0 0 0,1 0 0,-1 1 0,0-1 0,-2-1 0,1 0 0,-1 1 0,0 0 0,0 0 0,0-1 0,0 2 0,-1-1 0,1 0 0,0 1 0,0-1 0,-5 1 0,-11 0 0,1 1 0,-1 1 0,1 1 0,-1 1 0,1 0 0,-23 9 0,-106 51 0,104-42 0,1 2 0,-71 54 0,93-63 0,1 2 0,1 0 0,0 2 0,1 0 0,1 0 0,1 2 0,-14 23 0,27-41 0,0 0 0,1 0 0,-1-1 0,1 1 0,0 0 0,0 0 0,0 1 0,0-1 0,1 0 0,-1 0 0,1 0 0,-1 0 0,1 1 0,0-1 0,1 0 0,-1 0 0,0 0 0,1 1 0,0-1 0,0 0 0,1 4 0,0-4 0,0-1 0,0 0 0,1 0 0,-1 0 0,0 0 0,1 0 0,-1 0 0,1-1 0,0 1 0,-1-1 0,1 1 0,0-1 0,0 0 0,0 0 0,0-1 0,0 1 0,0 0 0,0-1 0,0 0 0,0 0 0,1 0 0,2 0 0,12-2 0,1 0 0,-1-1 0,0-1 0,0-1 0,0 0 0,-1-1 0,0-1 0,0-1 0,-1-1 0,18-11 0,3-4 0,-2-1 0,-1-2 0,38-38 0,-53 46 0,0 0 0,-1-2 0,-1 0 0,-1-1 0,-1 0 0,-1-1 0,-1-1 0,-1 0 0,10-30 0,-21 51 0,0 1 0,0-1 0,0 0 0,0 1 0,0-1 0,-1 0 0,1 1 0,-1-1 0,0 0 0,0 0 0,0 0 0,0 1 0,-1-1 0,1 0 0,-1 0 0,1 1 0,-1-1 0,0 0 0,0 1 0,-2-5 0,2 7 0,0-1 0,0 0 0,1 1 0,-1-1 0,0 1 0,0-1 0,0 1 0,0 0 0,0-1 0,0 1 0,0 0 0,0-1 0,0 1 0,0 0 0,0 0 0,0 0 0,0 0 0,0 0 0,0 0 0,-1 1 0,-2 0 0,0 0 0,0 0 0,1 0 0,-1 1 0,0 0 0,1-1 0,-5 5 0,-3 2 0,0 1 0,1 0 0,0 0 0,1 1 0,0 1 0,1-1 0,0 1 0,0 1 0,-8 17 0,5-6 0,1 0 0,1 0 0,1 1 0,-6 33 0,12-48 0,0 0 0,1 0 0,1 0 0,0 0 0,0 0 0,0 0 0,1 0 0,1 0 0,-1 0 0,2-1 0,-1 1 0,1 0 0,0-1 0,1 0 0,4 9 0,-3-10 0,-1-1 0,1 0 0,0 0 0,0 0 0,1-1 0,0 0 0,0 0 0,0 0 0,0 0 0,1-1 0,0 0 0,0-1 0,0 0 0,0 0 0,0 0 0,1-1 0,11 3 0,-16-5 0,0 1 0,-1-1 0,1 1 0,0-1 0,0 0 0,0 0 0,0 0 0,0 0 0,0-1 0,0 1 0,-1-1 0,1 1 0,0-1 0,0 0 0,-1 0 0,1-1 0,0 1 0,-1 0 0,1-1 0,-1 0 0,0 1 0,1-1 0,1-3 0,-2 3 0,0-1 0,-1 0 0,1 0 0,-1 0 0,0 0 0,0 0 0,0-1 0,0 1 0,0 0 0,-1 0 0,1-1 0,-1 1 0,0 0 0,0-1 0,0 1 0,-1 0 0,1-1 0,-1 1 0,0 0 0,-1-4 0,-1-3 71,-1 0-1,0 0 1,0 1 0,-1-1-1,0 1 1,-1 0-1,-10-12 1,7 10-433,-2 1 0,1 0 0,-1 1 0,-1 0 0,0 1 0,0 0 0,-1 1 0,-16-8 0,-8 1-465,0 2-1,0 1 1,-1 1-1,-64-6 1,-13 4 719,-188 6-1,-124 32-130,425-25 236,-970 123-737,696-69 540,-391 132 1,410-89 182,97-23-109,135-62 383,0 2 0,0 1 0,-32 28 0,53-40 81,-1-1 0,1 2 0,0-1 0,0 0 0,1 1 1,-1 0-1,1 0 0,0 0 0,-3 7 0,6-11-289,-1 1 0,1 0 0,0 0-1,0 0 1,-1 0 0,1-1 0,0 1 0,0 0 0,1 0 0,-1 0 0,0 0 0,1-1-1,-1 1 1,1 0 0,-1 0 0,1-1 0,0 1 0,0 0 0,0-1 0,0 1 0,0-1-1,0 1 1,0-1 0,1 0 0,-1 1 0,0-1 0,1 0 0,-1 0 0,1 0 0,-1 0-1,1 0 1,2 1 0,9 4-8,1 0 0,0 0 0,0-2 0,0 0 0,24 4 0,168 17 21,116-10-62,113-6 0,100-6-431,728-4-1737,-3-28 1746,-738 0-1317,-113-11 1190,-122-7 82,-97 3 293</inkml:trace>
+</inkml:ink>
 </file>
 
 <file path=word/theme/theme1.xml><?xml version="1.0" encoding="utf-8"?>
